--- a/web/public/whitepapers/your-crypto-shouldnt-die-with-you.docx
+++ b/web/public/whitepapers/your-crypto-shouldnt-die-with-you.docx
@@ -64,7 +64,7 @@
           <w:rPr>
             <w:rStyle w:val="Hyperlink"/>
           </w:rPr>
-          <w:t xml:space="preserve">miras.global</w:t>
+          <w:t xml:space="preserve">mirasprotocol.com</w:t>
         </w:r>
       </w:hyperlink>
     </w:p>
@@ -2744,7 +2744,7 @@
           <w:rPr>
             <w:rStyle w:val="Hyperlink"/>
           </w:rPr>
-          <w:t xml:space="preserve">miras.global</w:t>
+          <w:t xml:space="preserve">mirasprotocol.com</w:t>
         </w:r>
       </w:hyperlink>
       <w:r>
@@ -3167,7 +3167,7 @@
                   <w:sz w:val="24"/>
                   <w:szCs w:val="24"/>
                 </w:rPr>
-                <w:t xml:space="preserve">miras.global</w:t>
+                <w:t xml:space="preserve">mirasprotocol.com</w:t>
               </w:r>
             </w:hyperlink>
           </w:p>
@@ -3325,7 +3325,7 @@
         <w:sz w:val="18"/>
         <w:szCs w:val="18"/>
       </w:rPr>
-      <w:t xml:space="preserve">miras.global</w:t>
+      <w:t xml:space="preserve">mirasprotocol.com</w:t>
     </w:r>
     <w:r>
       <w:rPr>
